--- a/Program_Design_v1.0.docx
+++ b/Program_Design_v1.0.docx
@@ -819,7 +819,6 @@
         <w:ind w:left="440"/>
         <w:jc w:val="left"/>
         <w:rPr>
-          <w:rFonts w:hint="eastAsia"/>
           <w:szCs w:val="21"/>
         </w:rPr>
       </w:pPr>
@@ -843,7 +842,6 @@
         <w:ind w:left="440"/>
         <w:jc w:val="left"/>
         <w:rPr>
-          <w:rFonts w:hint="eastAsia"/>
           <w:szCs w:val="21"/>
         </w:rPr>
       </w:pPr>
@@ -1018,7 +1016,6 @@
       <w:pPr>
         <w:jc w:val="left"/>
         <w:rPr>
-          <w:rFonts w:hint="eastAsia"/>
           <w:szCs w:val="21"/>
         </w:rPr>
       </w:pPr>
@@ -1063,7 +1060,6 @@
           <w:szCs w:val="21"/>
         </w:rPr>
       </w:pPr>
-      <w:proofErr w:type="spellStart"/>
       <w:r>
         <w:rPr>
           <w:rFonts w:hint="eastAsia"/>
@@ -1071,7 +1067,6 @@
         </w:rPr>
         <w:t>flaskr</w:t>
       </w:r>
-      <w:proofErr w:type="spellEnd"/>
       <w:r>
         <w:rPr>
           <w:szCs w:val="21"/>
@@ -1722,7 +1717,6 @@
             <w:pPr>
               <w:jc w:val="left"/>
               <w:rPr>
-                <w:rFonts w:hint="eastAsia"/>
                 <w:szCs w:val="21"/>
               </w:rPr>
             </w:pPr>
@@ -1791,7 +1785,6 @@
             <w:pPr>
               <w:jc w:val="left"/>
               <w:rPr>
-                <w:rFonts w:hint="eastAsia"/>
                 <w:szCs w:val="21"/>
               </w:rPr>
             </w:pPr>
@@ -1860,7 +1853,6 @@
             <w:pPr>
               <w:jc w:val="left"/>
               <w:rPr>
-                <w:rFonts w:hint="eastAsia"/>
                 <w:szCs w:val="21"/>
               </w:rPr>
             </w:pPr>
@@ -1929,7 +1921,6 @@
             <w:pPr>
               <w:jc w:val="left"/>
               <w:rPr>
-                <w:rFonts w:hint="eastAsia"/>
                 <w:szCs w:val="21"/>
               </w:rPr>
             </w:pPr>
@@ -1998,9 +1989,24 @@
             <w:pPr>
               <w:jc w:val="left"/>
               <w:rPr>
+                <w:rFonts w:hint="eastAsia"/>
                 <w:szCs w:val="21"/>
               </w:rPr>
             </w:pPr>
+            <w:r>
+              <w:rPr>
+                <w:rFonts w:hint="eastAsia"/>
+                <w:szCs w:val="21"/>
+              </w:rPr>
+              <w:t>T</w:t>
+            </w:r>
+            <w:r>
+              <w:rPr>
+                <w:rFonts w:hint="eastAsia"/>
+                <w:szCs w:val="21"/>
+              </w:rPr>
+              <w:t>EXT</w:t>
+            </w:r>
           </w:p>
         </w:tc>
         <w:tc>
@@ -2061,7 +2067,6 @@
       <w:pPr>
         <w:jc w:val="left"/>
         <w:rPr>
-          <w:rFonts w:hint="eastAsia"/>
           <w:szCs w:val="21"/>
         </w:rPr>
       </w:pPr>
@@ -2109,6 +2114,7 @@
       </w:pPr>
       <w:r>
         <w:rPr>
+          <w:noProof/>
           <w:sz w:val="28"/>
           <w:szCs w:val="28"/>
         </w:rPr>
@@ -2199,7 +2205,6 @@
       <w:pPr>
         <w:jc w:val="left"/>
         <w:rPr>
-          <w:rFonts w:hint="eastAsia"/>
           <w:szCs w:val="21"/>
         </w:rPr>
       </w:pPr>
